--- a/1.training_model/supplementary/flowchart logic.docx
+++ b/1.training_model/supplementary/flowchart logic.docx
@@ -1,6 +1,6 @@
 
 <file path=word/document.xml><?xml version="1.0" encoding="utf-8"?>
-<w:document xmlns:wpc="http://schemas.microsoft.com/office/word/2010/wordprocessingCanvas" xmlns:cx="http://schemas.microsoft.com/office/drawing/2014/chartex" xmlns:cx1="http://schemas.microsoft.com/office/drawing/2015/9/8/chartex" xmlns:cx2="http://schemas.microsoft.com/office/drawing/2015/10/21/chartex" xmlns:cx3="http://schemas.microsoft.com/office/drawing/2016/5/9/chartex" xmlns:cx4="http://schemas.microsoft.com/office/drawing/2016/5/10/chartex" xmlns:cx5="http://schemas.microsoft.com/office/drawing/2016/5/11/chartex" xmlns:cx6="http://schemas.microsoft.com/office/drawing/2016/5/12/chartex" xmlns:cx7="http://schemas.microsoft.com/office/drawing/2016/5/13/chartex" xmlns:cx8="http://schemas.microsoft.com/office/drawing/2016/5/14/chartex" xmlns:mc="http://schemas.openxmlformats.org/markup-compatibility/2006" xmlns:aink="http://schemas.microsoft.com/office/drawing/2016/ink" xmlns:am3d="http://schemas.microsoft.com/office/drawing/2017/model3d" xmlns:o="urn:schemas-microsoft-com:office:office" xmlns:oel="http://schemas.microsoft.com/office/2019/extlst" xmlns:r="http://schemas.openxmlformats.org/officeDocument/2006/relationships" xmlns:m="http://schemas.openxmlformats.org/officeDocument/2006/math" xmlns:v="urn:schemas-microsoft-com:vml" xmlns:wp14="http://schemas.microsoft.com/office/word/2010/wordprocessingDrawing" xmlns:wp="http://schemas.openxmlformats.org/drawingml/2006/wordprocessingDrawing" xmlns:w10="urn:schemas-microsoft-com:office:word" xmlns:w="http://schemas.openxmlformats.org/wordprocessingml/2006/main" xmlns:w14="http://schemas.microsoft.com/office/word/2010/wordml" xmlns:w15="http://schemas.microsoft.com/office/word/2012/wordml" xmlns:w16cex="http://schemas.microsoft.com/office/word/2018/wordml/cex" xmlns:w16cid="http://schemas.microsoft.com/office/word/2016/wordml/cid" xmlns:w16="http://schemas.microsoft.com/office/word/2018/wordml" xmlns:w16du="http://schemas.microsoft.com/office/word/2023/wordml/word16du" xmlns:w16sdtdh="http://schemas.microsoft.com/office/word/2020/wordml/sdtdatahash" xmlns:w16sdtfl="http://schemas.microsoft.com/office/word/2024/wordml/sdtformatlock" xmlns:w16se="http://schemas.microsoft.com/office/word/2015/wordml/symex" xmlns:wpg="http://schemas.microsoft.com/office/word/2010/wordprocessingGroup" xmlns:wpi="http://schemas.microsoft.com/office/word/2010/wordprocessingInk" xmlns:wne="http://schemas.microsoft.com/office/word/2006/wordml" xmlns:wps="http://schemas.microsoft.com/office/word/2010/wordprocessingShape" mc:Ignorable="w14 w15 w16se w16cid w16 w16cex w16sdtdh w16sdtfl w16du wp14">
+<w:document xmlns:wpc="http://schemas.microsoft.com/office/word/2010/wordprocessingCanvas" xmlns:cx="http://schemas.microsoft.com/office/drawing/2014/chartex" xmlns:cx1="http://schemas.microsoft.com/office/drawing/2015/9/8/chartex" xmlns:cx2="http://schemas.microsoft.com/office/drawing/2015/10/21/chartex" xmlns:cx3="http://schemas.microsoft.com/office/drawing/2016/5/9/chartex" xmlns:cx4="http://schemas.microsoft.com/office/drawing/2016/5/10/chartex" xmlns:cx5="http://schemas.microsoft.com/office/drawing/2016/5/11/chartex" xmlns:cx6="http://schemas.microsoft.com/office/drawing/2016/5/12/chartex" xmlns:cx7="http://schemas.microsoft.com/office/drawing/2016/5/13/chartex" xmlns:cx8="http://schemas.microsoft.com/office/drawing/2016/5/14/chartex" xmlns:mc="http://schemas.openxmlformats.org/markup-compatibility/2006" xmlns:aink="http://schemas.microsoft.com/office/drawing/2016/ink" xmlns:am3d="http://schemas.microsoft.com/office/drawing/2017/model3d" xmlns:o="urn:schemas-microsoft-com:office:office" xmlns:oel="http://schemas.microsoft.com/office/2019/extlst" xmlns:r="http://schemas.openxmlformats.org/officeDocument/2006/relationships" xmlns:m="http://schemas.openxmlformats.org/officeDocument/2006/math" xmlns:v="urn:schemas-microsoft-com:vml" xmlns:wp14="http://schemas.microsoft.com/office/word/2010/wordprocessingDrawing" xmlns:wp="http://schemas.openxmlformats.org/drawingml/2006/wordprocessingDrawing" xmlns:w10="urn:schemas-microsoft-com:office:word" xmlns:w="http://schemas.openxmlformats.org/wordprocessingml/2006/main" xmlns:w14="http://schemas.microsoft.com/office/word/2010/wordml" xmlns:w15="http://schemas.microsoft.com/office/word/2012/wordml" xmlns:w16cei="http://schemas.microsoft.com/office/word/2026/wordml/cei" xmlns:w16cex="http://schemas.microsoft.com/office/word/2018/wordml/cex" xmlns:w16cid="http://schemas.microsoft.com/office/word/2016/wordml/cid" xmlns:w16="http://schemas.microsoft.com/office/word/2018/wordml" xmlns:w16du="http://schemas.microsoft.com/office/word/2023/wordml/word16du" xmlns:w16sdtdh="http://schemas.microsoft.com/office/word/2020/wordml/sdtdatahash" xmlns:w16sdtfl="http://schemas.microsoft.com/office/word/2024/wordml/sdtformatlock" xmlns:w16se="http://schemas.microsoft.com/office/word/2015/wordml/symex" xmlns:wpg="http://schemas.microsoft.com/office/word/2010/wordprocessingGroup" xmlns:wpi="http://schemas.microsoft.com/office/word/2010/wordprocessingInk" xmlns:wne="http://schemas.microsoft.com/office/word/2006/wordml" xmlns:wps="http://schemas.microsoft.com/office/word/2010/wordprocessingShape" mc:Ignorable="w14 w15 w16se w16cid w16 w16cex w16sdtdh w16sdtfl w16du wp14">
   <w:body>
     <w:p>
       <w:r>
@@ -1700,11 +1700,6 @@
       <w:r>
         <w:br w:type="page"/>
       </w:r>
-    </w:p>
-    <w:p>
-      <w:pPr>
-        <w:jc w:val="center"/>
-      </w:pPr>
       <w:r>
         <w:rPr>
           <w:noProof/>
@@ -1713,13 +1708,13 @@
         <mc:AlternateContent>
           <mc:Choice Requires="wps">
             <w:drawing>
-              <wp:anchor distT="45720" distB="45720" distL="114300" distR="114300" simplePos="0" relativeHeight="251678720" behindDoc="0" locked="0" layoutInCell="1" allowOverlap="1" wp14:anchorId="5A568095" wp14:editId="438FB337">
+              <wp:anchor distT="45720" distB="45720" distL="114300" distR="114300" simplePos="0" relativeHeight="251678720" behindDoc="0" locked="0" layoutInCell="1" allowOverlap="1" wp14:anchorId="5A568095" wp14:editId="1176EF58">
                 <wp:simplePos x="0" y="0"/>
                 <wp:positionH relativeFrom="margin">
-                  <wp:posOffset>0</wp:posOffset>
+                  <wp:align>center</wp:align>
                 </wp:positionH>
                 <wp:positionV relativeFrom="paragraph">
-                  <wp:posOffset>3388995</wp:posOffset>
+                  <wp:posOffset>110</wp:posOffset>
                 </wp:positionV>
                 <wp:extent cx="5447030" cy="2914015"/>
                 <wp:effectExtent l="0" t="0" r="20320" b="19685"/>
@@ -1901,7 +1896,11 @@
           </mc:Choice>
           <mc:Fallback>
             <w:pict>
-              <v:shape w14:anchorId="5A568095" id="_x0000_s1035" type="#_x0000_t202" style="position:absolute;left:0;text-align:left;margin-left:0;margin-top:266.85pt;width:428.9pt;height:229.45pt;z-index:251678720;visibility:visible;mso-wrap-style:square;mso-width-percent:0;mso-height-percent:0;mso-wrap-distance-left:9pt;mso-wrap-distance-top:3.6pt;mso-wrap-distance-right:9pt;mso-wrap-distance-bottom:3.6pt;mso-position-horizontal:absolute;mso-position-horizontal-relative:margin;mso-position-vertical:absolute;mso-position-vertical-relative:text;mso-width-percent:0;mso-height-percent:0;mso-width-relative:margin;mso-height-relative:margin;v-text-anchor:top" o:gfxdata="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">
+              <v:shapetype w14:anchorId="5A568095" id="_x0000_t202" coordsize="21600,21600" o:spt="202" path="m,l,21600r21600,l21600,xe">
+                <v:stroke joinstyle="miter"/>
+                <v:path gradientshapeok="t" o:connecttype="rect"/>
+              </v:shapetype>
+              <v:shape id="_x0000_s1035" type="#_x0000_t202" style="position:absolute;left:0;text-align:left;margin-left:0;margin-top:0;width:428.9pt;height:229.45pt;z-index:251678720;visibility:visible;mso-wrap-style:square;mso-width-percent:0;mso-height-percent:0;mso-wrap-distance-left:9pt;mso-wrap-distance-top:3.6pt;mso-wrap-distance-right:9pt;mso-wrap-distance-bottom:3.6pt;mso-position-horizontal:center;mso-position-horizontal-relative:margin;mso-position-vertical:absolute;mso-position-vertical-relative:text;mso-width-percent:0;mso-height-percent:0;mso-width-relative:margin;mso-height-relative:margin;v-text-anchor:top" o:gfxdata="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">
                 <v:textbox>
                   <w:txbxContent>
                     <w:p>
@@ -2653,6 +2652,7 @@
   <w:style w:type="character" w:default="1" w:styleId="DefaultParagraphFont">
     <w:name w:val="Default Paragraph Font"/>
     <w:uiPriority w:val="1"/>
+    <w:semiHidden/>
     <w:unhideWhenUsed/>
   </w:style>
   <w:style w:type="table" w:default="1" w:styleId="TableNormal">
